--- a/doc/2.Document Annexe/PV/PV_03_09_2025_2510_RegulationChauffage_Mendes.docx
+++ b/doc/2.Document Annexe/PV/PV_03_09_2025_2510_RegulationChauffage_Mendes.docx
@@ -274,17 +274,8 @@
           <w:rFonts w:ascii="Helvetica" w:hAnsi="Helvetica"/>
           <w:sz w:val="22"/>
         </w:rPr>
-        <w:t xml:space="preserve">u </w:t>
-      </w:r>
-      <w:proofErr w:type="spellStart"/>
-      <w:r>
-        <w:rPr>
-          <w:rFonts w:ascii="Helvetica" w:hAnsi="Helvetica"/>
-          <w:sz w:val="22"/>
-        </w:rPr>
-        <w:t>layout</w:t>
-      </w:r>
-      <w:proofErr w:type="spellEnd"/>
+        <w:t>u layout</w:t>
+      </w:r>
     </w:p>
     <w:p>
       <w:pPr>
@@ -392,25 +383,7 @@
           <w:sz w:val="22"/>
           <w:szCs w:val="22"/>
         </w:rPr>
-        <w:t xml:space="preserve">Alimentation </w:t>
-      </w:r>
-      <w:proofErr w:type="spellStart"/>
-      <w:r>
-        <w:rPr>
-          <w:rFonts w:ascii="Helvetica" w:hAnsi="Helvetica"/>
-          <w:sz w:val="22"/>
-          <w:szCs w:val="22"/>
-        </w:rPr>
-        <w:t>Wago</w:t>
-      </w:r>
-      <w:proofErr w:type="spellEnd"/>
-      <w:r>
-        <w:rPr>
-          <w:rFonts w:ascii="Helvetica" w:hAnsi="Helvetica"/>
-          <w:sz w:val="22"/>
-          <w:szCs w:val="22"/>
-        </w:rPr>
-        <w:t xml:space="preserve"> AC/DC</w:t>
+        <w:t>Alimentation Wago AC/DC</w:t>
       </w:r>
     </w:p>
     <w:p>
@@ -517,25 +490,7 @@
           <w:sz w:val="22"/>
           <w:szCs w:val="22"/>
         </w:rPr>
-        <w:t xml:space="preserve">Revue du </w:t>
-      </w:r>
-      <w:proofErr w:type="spellStart"/>
-      <w:r>
-        <w:rPr>
-          <w:rFonts w:ascii="Helvetica" w:hAnsi="Helvetica"/>
-          <w:sz w:val="22"/>
-          <w:szCs w:val="22"/>
-        </w:rPr>
-        <w:t>layout</w:t>
-      </w:r>
-      <w:proofErr w:type="spellEnd"/>
-      <w:r>
-        <w:rPr>
-          <w:rFonts w:ascii="Helvetica" w:hAnsi="Helvetica"/>
-          <w:sz w:val="22"/>
-          <w:szCs w:val="22"/>
-        </w:rPr>
-        <w:t xml:space="preserve"> et du schéma</w:t>
+        <w:t>Revue du layout et du schéma</w:t>
       </w:r>
     </w:p>
     <w:p>
@@ -585,25 +540,7 @@
           <w:sz w:val="22"/>
           <w:szCs w:val="22"/>
         </w:rPr>
-        <w:t xml:space="preserve">Modifications Ethernet expliquées par rapport à la version présentée en </w:t>
-      </w:r>
-      <w:proofErr w:type="spellStart"/>
-      <w:r>
-        <w:rPr>
-          <w:rFonts w:ascii="Helvetica" w:hAnsi="Helvetica"/>
-          <w:sz w:val="22"/>
-          <w:szCs w:val="22"/>
-        </w:rPr>
-        <w:t>review</w:t>
-      </w:r>
-      <w:proofErr w:type="spellEnd"/>
-      <w:r>
-        <w:rPr>
-          <w:rFonts w:ascii="Helvetica" w:hAnsi="Helvetica"/>
-          <w:sz w:val="22"/>
-          <w:szCs w:val="22"/>
-        </w:rPr>
-        <w:t>, visant à réduire la longueur des pistes.</w:t>
+        <w:t>Modifications Ethernet expliquées par rapport à la version présentée en review, visant à réduire la longueur des pistes.</w:t>
       </w:r>
     </w:p>
     <w:p>
@@ -687,23 +624,13 @@
         </w:rPr>
         <w:t xml:space="preserve"> de noms boiler =&gt; chauffage et </w:t>
       </w:r>
-      <w:proofErr w:type="spellStart"/>
-      <w:r>
-        <w:rPr>
-          <w:rFonts w:ascii="Helvetica" w:hAnsi="Helvetica"/>
-          <w:sz w:val="22"/>
-          <w:szCs w:val="22"/>
-        </w:rPr>
-        <w:t>sensor</w:t>
-      </w:r>
-      <w:proofErr w:type="spellEnd"/>
-      <w:r>
-        <w:rPr>
-          <w:rFonts w:ascii="Helvetica" w:hAnsi="Helvetica"/>
-          <w:sz w:val="22"/>
-          <w:szCs w:val="22"/>
-        </w:rPr>
-        <w:t xml:space="preserve"> =&gt; sonde pour simplifier la lecture par le monteur </w:t>
+      <w:r>
+        <w:rPr>
+          <w:rFonts w:ascii="Helvetica" w:hAnsi="Helvetica"/>
+          <w:sz w:val="22"/>
+          <w:szCs w:val="22"/>
+        </w:rPr>
+        <w:t xml:space="preserve">sensor =&gt; sonde pour simplifier la lecture par le monteur </w:t>
       </w:r>
       <w:r>
         <w:rPr>
@@ -1140,43 +1067,7 @@
           <w:sz w:val="22"/>
           <w:szCs w:val="22"/>
         </w:rPr>
-        <w:t xml:space="preserve">Accès local : activer </w:t>
-      </w:r>
-      <w:proofErr w:type="spellStart"/>
-      <w:r>
-        <w:rPr>
-          <w:rFonts w:ascii="Helvetica" w:eastAsia="Helvetica" w:hAnsi="Helvetica" w:cs="Helvetica"/>
-          <w:sz w:val="22"/>
-          <w:szCs w:val="22"/>
-        </w:rPr>
-        <w:t>mDNS</w:t>
-      </w:r>
-      <w:proofErr w:type="spellEnd"/>
-      <w:r>
-        <w:rPr>
-          <w:rFonts w:ascii="Helvetica" w:eastAsia="Helvetica" w:hAnsi="Helvetica" w:cs="Helvetica"/>
-          <w:sz w:val="22"/>
-          <w:szCs w:val="22"/>
-        </w:rPr>
-        <w:t>/</w:t>
-      </w:r>
-      <w:proofErr w:type="spellStart"/>
-      <w:r>
-        <w:rPr>
-          <w:rFonts w:ascii="Helvetica" w:eastAsia="Helvetica" w:hAnsi="Helvetica" w:cs="Helvetica"/>
-          <w:sz w:val="22"/>
-          <w:szCs w:val="22"/>
-        </w:rPr>
-        <w:t>hostname</w:t>
-      </w:r>
-      <w:proofErr w:type="spellEnd"/>
-      <w:r>
-        <w:rPr>
-          <w:rFonts w:ascii="Helvetica" w:eastAsia="Helvetica" w:hAnsi="Helvetica" w:cs="Helvetica"/>
-          <w:sz w:val="22"/>
-          <w:szCs w:val="22"/>
-        </w:rPr>
-        <w:t xml:space="preserve">, </w:t>
+        <w:t xml:space="preserve">Accès local : activer mDNS/hostname, </w:t>
       </w:r>
     </w:p>
     <w:p>
@@ -1381,7 +1272,6 @@
         </w:rPr>
         <w:t xml:space="preserve">Documentation fonctions : pour les fonctions externes, décrire </w:t>
       </w:r>
-      <w:proofErr w:type="gramStart"/>
       <w:r>
         <w:rPr>
           <w:rFonts w:ascii="Helvetica" w:eastAsia="Helvetica" w:hAnsi="Helvetica" w:cs="Helvetica"/>
@@ -1404,9 +1294,8 @@
           <w:sz w:val="22"/>
           <w:szCs w:val="22"/>
         </w:rPr>
-        <w:t xml:space="preserve"> pour</w:t>
-      </w:r>
-      <w:proofErr w:type="gramEnd"/>
+        <w:t>pour</w:t>
+      </w:r>
       <w:r>
         <w:rPr>
           <w:rFonts w:ascii="Helvetica" w:eastAsia="Helvetica" w:hAnsi="Helvetica" w:cs="Helvetica"/>
@@ -1455,23 +1344,13 @@
         </w:rPr>
         <w:t xml:space="preserve">Équation </w:t>
       </w:r>
-      <w:proofErr w:type="spellStart"/>
       <w:r>
         <w:rPr>
           <w:rFonts w:ascii="Helvetica" w:eastAsia="Helvetica" w:hAnsi="Helvetica" w:cs="Helvetica"/>
           <w:sz w:val="22"/>
           <w:szCs w:val="22"/>
         </w:rPr>
-        <w:t>dummy</w:t>
-      </w:r>
-      <w:proofErr w:type="spellEnd"/>
-      <w:r>
-        <w:rPr>
-          <w:rFonts w:ascii="Helvetica" w:eastAsia="Helvetica" w:hAnsi="Helvetica" w:cs="Helvetica"/>
-          <w:sz w:val="22"/>
-          <w:szCs w:val="22"/>
-        </w:rPr>
-        <w:t xml:space="preserve"> </w:t>
+        <w:t xml:space="preserve">dummy </w:t>
       </w:r>
       <w:r>
         <w:rPr>
@@ -1572,7 +1451,23 @@
               <w:sz w:val="22"/>
               <w:szCs w:val="22"/>
             </w:rPr>
-            <m:t>+(</m:t>
+            <m:t>+</m:t>
+          </m:r>
+          <m:r>
+            <w:rPr>
+              <w:rFonts w:ascii="Cambria Math" w:eastAsia="Helvetica" w:hAnsi="Cambria Math" w:cs="Helvetica"/>
+              <w:sz w:val="22"/>
+              <w:szCs w:val="22"/>
+            </w:rPr>
+            <m:t>(</m:t>
+          </m:r>
+          <m:r>
+            <w:rPr>
+              <w:rFonts w:ascii="Cambria Math" w:eastAsia="Helvetica" w:hAnsi="Cambria Math" w:cs="Helvetica"/>
+              <w:sz w:val="22"/>
+              <w:szCs w:val="22"/>
+            </w:rPr>
+            <m:t>(</m:t>
           </m:r>
           <m:sSub>
             <m:sSubPr>
@@ -1686,6 +1581,14 @@
               </m:r>
             </m:sup>
           </m:sSup>
+          <m:r>
+            <w:rPr>
+              <w:rFonts w:ascii="Cambria Math" w:eastAsia="Helvetica" w:hAnsi="Cambria Math" w:cs="Helvetica"/>
+              <w:sz w:val="22"/>
+              <w:szCs w:val="22"/>
+            </w:rPr>
+            <m:t>)</m:t>
+          </m:r>
         </m:oMath>
       </m:oMathPara>
     </w:p>
@@ -1721,6 +1624,7 @@
           <w:ilvl w:val="0"/>
           <w:numId w:val="1"/>
         </w:numPr>
+        <w:ind w:left="426"/>
         <w:rPr>
           <w:rFonts w:ascii="Helvetica" w:hAnsi="Helvetica"/>
           <w:i/>
@@ -1747,6 +1651,7 @@
           <w:ilvl w:val="0"/>
           <w:numId w:val="1"/>
         </w:numPr>
+        <w:ind w:left="426"/>
         <w:rPr>
           <w:rFonts w:ascii="Helvetica" w:hAnsi="Helvetica"/>
           <w:i/>
@@ -1763,9 +1668,8 @@
           <w:sz w:val="22"/>
           <w:szCs w:val="22"/>
         </w:rPr>
-        <w:t xml:space="preserve">Mettre à jour les labels overlay du PCB pour une préparation et un câblage plus </w:t>
-      </w:r>
-      <w:proofErr w:type="gramStart"/>
+        <w:t xml:space="preserve">Mettre à jour les labels overlay du PCB pour une préparation et </w:t>
+      </w:r>
       <w:r>
         <w:rPr>
           <w:rFonts w:ascii="Helvetica" w:hAnsi="Helvetica"/>
@@ -1774,7 +1678,7 @@
           <w:sz w:val="22"/>
           <w:szCs w:val="22"/>
         </w:rPr>
-        <w:t>clairs.</w:t>
+        <w:t>un câblage plus clair</w:t>
       </w:r>
       <w:r>
         <w:rPr>
@@ -1786,7 +1690,6 @@
         </w:rPr>
         <w:t>.</w:t>
       </w:r>
-      <w:proofErr w:type="gramEnd"/>
       <w:r>
         <w:rPr>
           <w:rFonts w:ascii="Helvetica" w:hAnsi="Helvetica"/>
@@ -2251,7 +2154,7 @@
             </wp:anchor>
           </w:drawing>
         </mc:Choice>
-        <mc:Fallback xmlns:arto="http://schemas.microsoft.com/office/word/2006/arto" xmlns:a="http://schemas.openxmlformats.org/drawingml/2006/main" xmlns:w16sdtfl="http://schemas.microsoft.com/office/word/2024/wordml/sdtformatlock" xmlns:w16sdtdh="http://schemas.microsoft.com/office/word/2020/wordml/sdtdatahash" xmlns:w16du="http://schemas.microsoft.com/office/word/2023/wordml/word16du" xmlns:oel="http://schemas.microsoft.com/office/2019/extlst">
+        <mc:Fallback xmlns:oel="http://schemas.microsoft.com/office/2019/extlst" xmlns:w16du="http://schemas.microsoft.com/office/word/2023/wordml/word16du" xmlns:w16sdtdh="http://schemas.microsoft.com/office/word/2020/wordml/sdtdatahash" xmlns:w16sdtfl="http://schemas.microsoft.com/office/word/2024/wordml/sdtformatlock" xmlns:a="http://schemas.openxmlformats.org/drawingml/2006/main" xmlns:arto="http://schemas.microsoft.com/office/word/2006/arto">
           <w:pict>
             <v:line id="Connecteur droit 2" style="position:absolute;z-index:251661312;visibility:visible;mso-wrap-style:square;mso-width-percent:0;mso-height-percent:0;mso-wrap-distance-left:3.17497mm;mso-wrap-distance-top:0;mso-wrap-distance-right:3.17497mm;mso-wrap-distance-bottom:0;mso-position-horizontal:absolute;mso-position-horizontal-relative:text;mso-position-vertical:absolute;mso-position-vertical-relative:text;mso-width-percent:0;mso-height-percent:0;mso-width-relative:page;mso-height-relative:margin" o:spid="_x0000_s1026" strokecolor="#a5a5a5 [2092]" from="27.6pt,-.05pt" to="27.6pt,11.85pt" w14:anchorId="100F977C" o:gfxdata="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">
               <o:lock v:ext="edit" shapetype="f"/>
@@ -5467,21 +5370,6 @@
 </file>
 
 <file path=customXml/item2.xml><?xml version="1.0" encoding="utf-8"?>
-<p:properties xmlns:p="http://schemas.microsoft.com/office/2006/metadata/properties" xmlns:xsi="http://www.w3.org/2001/XMLSchema-instance" xmlns:pc="http://schemas.microsoft.com/office/infopath/2007/PartnerControls">
-  <documentManagement>
-    <TaxCatchAll xmlns="f7d9f5a6-831d-4621-8c77-cbcaf993e406" xsi:nil="true"/>
-    <lcf76f155ced4ddcb4097134ff3c332f xmlns="855f036e-00a9-480e-8309-7c710e134e0a">
-      <Terms xmlns="http://schemas.microsoft.com/office/infopath/2007/PartnerControls"/>
-    </lcf76f155ced4ddcb4097134ff3c332f>
-  </documentManagement>
-</p:properties>
-</file>
-
-<file path=customXml/item3.xml><?xml version="1.0" encoding="utf-8"?>
-<b:Sources xmlns:b="http://schemas.openxmlformats.org/officeDocument/2006/bibliography" xmlns="http://schemas.openxmlformats.org/officeDocument/2006/bibliography" SelectedStyle="\APA.XSL" StyleName="APA"/>
-</file>
-
-<file path=customXml/item4.xml><?xml version="1.0" encoding="utf-8"?>
 <ct:contentTypeSchema xmlns:ct="http://schemas.microsoft.com/office/2006/metadata/contentType" xmlns:ma="http://schemas.microsoft.com/office/2006/metadata/properties/metaAttributes" ct:_="" ma:_="" ma:contentTypeName="Document" ma:contentTypeID="0x010100B0BC76B2D102614AB68281AB1B3655C7" ma:contentTypeVersion="18" ma:contentTypeDescription="Crée un document." ma:contentTypeScope="" ma:versionID="a5ba1717af84e34c0a7143409c151512">
   <xsd:schema xmlns:xsd="http://www.w3.org/2001/XMLSchema" xmlns:xs="http://www.w3.org/2001/XMLSchema" xmlns:p="http://schemas.microsoft.com/office/2006/metadata/properties" xmlns:ns2="855f036e-00a9-480e-8309-7c710e134e0a" xmlns:ns3="f7d9f5a6-831d-4621-8c77-cbcaf993e406" targetNamespace="http://schemas.microsoft.com/office/2006/metadata/properties" ma:root="true" ma:fieldsID="952f49621ca0688a3265094fe61dcb0c" ns2:_="" ns3:_="">
     <xsd:import namespace="855f036e-00a9-480e-8309-7c710e134e0a"/>
@@ -5736,6 +5624,21 @@
 </ct:contentTypeSchema>
 </file>
 
+<file path=customXml/item3.xml><?xml version="1.0" encoding="utf-8"?>
+<b:Sources xmlns:b="http://schemas.openxmlformats.org/officeDocument/2006/bibliography" xmlns="http://schemas.openxmlformats.org/officeDocument/2006/bibliography" SelectedStyle="\APA.XSL" StyleName="APA"/>
+</file>
+
+<file path=customXml/item4.xml><?xml version="1.0" encoding="utf-8"?>
+<p:properties xmlns:p="http://schemas.microsoft.com/office/2006/metadata/properties" xmlns:xsi="http://www.w3.org/2001/XMLSchema-instance" xmlns:pc="http://schemas.microsoft.com/office/infopath/2007/PartnerControls">
+  <documentManagement>
+    <TaxCatchAll xmlns="f7d9f5a6-831d-4621-8c77-cbcaf993e406" xsi:nil="true"/>
+    <lcf76f155ced4ddcb4097134ff3c332f xmlns="855f036e-00a9-480e-8309-7c710e134e0a">
+      <Terms xmlns="http://schemas.microsoft.com/office/infopath/2007/PartnerControls"/>
+    </lcf76f155ced4ddcb4097134ff3c332f>
+  </documentManagement>
+</p:properties>
+</file>
+
 <file path=customXml/itemProps1.xml><?xml version="1.0" encoding="utf-8"?>
 <ds:datastoreItem xmlns:ds="http://schemas.openxmlformats.org/officeDocument/2006/customXml" ds:itemID="{631FEB60-E730-4A14-9F50-5235805E0623}">
   <ds:schemaRefs>
@@ -5745,25 +5648,6 @@
 </file>
 
 <file path=customXml/itemProps2.xml><?xml version="1.0" encoding="utf-8"?>
-<ds:datastoreItem xmlns:ds="http://schemas.openxmlformats.org/officeDocument/2006/customXml" ds:itemID="{F8681EE4-451D-4DD6-810D-0A09C9094768}">
-  <ds:schemaRefs>
-    <ds:schemaRef ds:uri="http://schemas.microsoft.com/office/2006/metadata/properties"/>
-    <ds:schemaRef ds:uri="http://schemas.microsoft.com/office/infopath/2007/PartnerControls"/>
-    <ds:schemaRef ds:uri="f7d9f5a6-831d-4621-8c77-cbcaf993e406"/>
-    <ds:schemaRef ds:uri="855f036e-00a9-480e-8309-7c710e134e0a"/>
-  </ds:schemaRefs>
-</ds:datastoreItem>
-</file>
-
-<file path=customXml/itemProps3.xml><?xml version="1.0" encoding="utf-8"?>
-<ds:datastoreItem xmlns:ds="http://schemas.openxmlformats.org/officeDocument/2006/customXml" ds:itemID="{291CC5BD-35A6-41A9-B261-BC636867E62C}">
-  <ds:schemaRefs>
-    <ds:schemaRef ds:uri="http://schemas.openxmlformats.org/officeDocument/2006/bibliography"/>
-  </ds:schemaRefs>
-</ds:datastoreItem>
-</file>
-
-<file path=customXml/itemProps4.xml><?xml version="1.0" encoding="utf-8"?>
 <ds:datastoreItem xmlns:ds="http://schemas.openxmlformats.org/officeDocument/2006/customXml" ds:itemID="{95F33295-DF49-4D67-A3FF-035C0D3248EC}">
   <ds:schemaRefs>
     <ds:schemaRef ds:uri="http://schemas.microsoft.com/office/2006/metadata/contentType"/>
@@ -5780,4 +5664,23 @@
     <ds:schemaRef ds:uri="http://schemas.microsoft.com/internal/obd"/>
   </ds:schemaRefs>
 </ds:datastoreItem>
+</file>
+
+<file path=customXml/itemProps3.xml><?xml version="1.0" encoding="utf-8"?>
+<ds:datastoreItem xmlns:ds="http://schemas.openxmlformats.org/officeDocument/2006/customXml" ds:itemID="{291CC5BD-35A6-41A9-B261-BC636867E62C}">
+  <ds:schemaRefs>
+    <ds:schemaRef ds:uri="http://schemas.openxmlformats.org/officeDocument/2006/bibliography"/>
+  </ds:schemaRefs>
+</ds:datastoreItem>
+</file>
+
+<file path=customXml/itemProps4.xml><?xml version="1.0" encoding="utf-8"?>
+<ds:datastoreItem xmlns:ds="http://schemas.openxmlformats.org/officeDocument/2006/customXml" ds:itemID="{F8681EE4-451D-4DD6-810D-0A09C9094768}">
+  <ds:schemaRefs>
+    <ds:schemaRef ds:uri="http://schemas.microsoft.com/office/2006/metadata/properties"/>
+    <ds:schemaRef ds:uri="http://schemas.microsoft.com/office/infopath/2007/PartnerControls"/>
+    <ds:schemaRef ds:uri="f7d9f5a6-831d-4621-8c77-cbcaf993e406"/>
+    <ds:schemaRef ds:uri="855f036e-00a9-480e-8309-7c710e134e0a"/>
+  </ds:schemaRefs>
+</ds:datastoreItem>
 </file>